--- a/assets/docs/Convention-template-fr.docx
+++ b/assets/docs/Convention-template-fr.docx
@@ -50,7 +50,7 @@
               <w:drawing>
                 <wp:anchor distT="0" distB="0" distL="114935" distR="114935" simplePos="0" relativeHeight="2" behindDoc="0" locked="0" layoutInCell="0" allowOverlap="1">
                   <wp:simplePos x="0" y="0"/>
-                  <wp:positionH relativeFrom="column">
+                  <wp:positionH relativeFrom="margin">
                     <wp:posOffset>177165</wp:posOffset>
                   </wp:positionH>
                   <wp:positionV relativeFrom="paragraph">
@@ -398,8 +398,8 @@
       </w:tblPr>
       <w:tblGrid>
         <w:gridCol w:w="4502"/>
-        <w:gridCol w:w="2811"/>
-        <w:gridCol w:w="3107"/>
+        <w:gridCol w:w="2810"/>
+        <w:gridCol w:w="3108"/>
       </w:tblGrid>
       <w:tr>
         <w:trPr>
@@ -517,7 +517,7 @@
               <w:rPr>
                 <w:rFonts w:cs="Arial" w:ascii="Arial" w:hAnsi="Arial"/>
               </w:rPr>
-              <w:t xml:space="preserve">Représenté par </w:t>
+              <w:t>Représenté par</w:t>
             </w:r>
           </w:p>
           <w:p>
@@ -545,31 +545,7 @@
                 <w:b/>
                 <w:bCs/>
               </w:rPr>
-              <w:t>${resp</w:t>
-            </w:r>
-            <w:r>
-              <w:rPr>
-                <w:rFonts w:cs="Arial" w:ascii="Arial" w:hAnsi="Arial"/>
-                <w:b/>
-                <w:bCs/>
-              </w:rPr>
-              <w:t>Lastn</w:t>
-            </w:r>
-            <w:r>
-              <w:rPr>
-                <w:rFonts w:cs="Arial" w:ascii="Arial" w:hAnsi="Arial"/>
-                <w:b/>
-                <w:bCs/>
-              </w:rPr>
-              <w:t xml:space="preserve">ame} </w:t>
-            </w:r>
-            <w:r>
-              <w:rPr>
-                <w:rFonts w:cs="Arial" w:ascii="Arial" w:hAnsi="Arial"/>
-                <w:b/>
-                <w:bCs/>
-              </w:rPr>
-              <w:t>${respFirstname}</w:t>
+              <w:t>${respLastname} ${respFirstname}</w:t>
             </w:r>
           </w:p>
           <w:p>
@@ -710,8 +686,45 @@
                 <w:sz w:val="16"/>
                 <w:szCs w:val="16"/>
               </w:rPr>
-              <w:t>T</w:t>
-            </w:r>
+              <w:t xml:space="preserve">Tel </w:t>
+            </w:r>
+            <w:r>
+              <w:rPr>
+                <w:rFonts w:cs="Arial" w:ascii="Arial" w:hAnsi="Arial"/>
+              </w:rPr>
+              <w:tab/>
+              <w:t>: </w:t>
+            </w:r>
+            <w:r>
+              <w:rPr>
+                <w:rFonts w:cs="Arial" w:ascii="Arial" w:hAnsi="Arial"/>
+                <w:b/>
+                <w:bCs/>
+              </w:rPr>
+              <w:tab/>
+              <w:t>${respPhone}</w:t>
+            </w:r>
+          </w:p>
+          <w:p>
+            <w:pPr>
+              <w:pStyle w:val="Normal"/>
+              <w:tabs>
+                <w:tab w:val="clear" w:pos="709"/>
+                <w:tab w:val="left" w:pos="993" w:leader="none"/>
+                <w:tab w:val="left" w:pos="1134" w:leader="none"/>
+                <w:tab w:val="left" w:pos="4536" w:leader="none"/>
+                <w:tab w:val="left" w:pos="5954" w:leader="none"/>
+              </w:tabs>
+              <w:bidi w:val="0"/>
+              <w:spacing w:lineRule="auto" w:line="360"/>
+              <w:ind w:hanging="0" w:left="72" w:right="0"/>
+              <w:jc w:val="both"/>
+              <w:rPr>
+                <w:rFonts w:ascii="Arial" w:hAnsi="Arial" w:cs="Arial"/>
+                <w:b/>
+                <w:bCs/>
+              </w:rPr>
+            </w:pPr>
             <w:r>
               <w:rPr>
                 <w:rFonts w:cs="Calibri" w:ascii="Calibri" w:hAnsi="Calibri"/>
@@ -720,17 +733,7 @@
                 <w:sz w:val="16"/>
                 <w:szCs w:val="16"/>
               </w:rPr>
-              <w:t>e</w:t>
-            </w:r>
-            <w:r>
-              <w:rPr>
-                <w:rFonts w:cs="Calibri" w:ascii="Calibri" w:hAnsi="Calibri"/>
-                <w:i/>
-                <w:iCs/>
-                <w:sz w:val="16"/>
-                <w:szCs w:val="16"/>
-              </w:rPr>
-              <w:t xml:space="preserve">l </w:t>
+              <w:t>Mél</w:t>
             </w:r>
             <w:r>
               <w:rPr>
@@ -746,80 +749,7 @@
                 <w:bCs/>
               </w:rPr>
               <w:tab/>
-              <w:t>${respPhone}</w:t>
-            </w:r>
-          </w:p>
-          <w:p>
-            <w:pPr>
-              <w:pStyle w:val="Normal"/>
-              <w:tabs>
-                <w:tab w:val="clear" w:pos="709"/>
-                <w:tab w:val="left" w:pos="993" w:leader="none"/>
-                <w:tab w:val="left" w:pos="1134" w:leader="none"/>
-                <w:tab w:val="left" w:pos="4536" w:leader="none"/>
-                <w:tab w:val="left" w:pos="5954" w:leader="none"/>
-              </w:tabs>
-              <w:bidi w:val="0"/>
-              <w:spacing w:lineRule="auto" w:line="360"/>
-              <w:ind w:hanging="0" w:left="72" w:right="0"/>
-              <w:jc w:val="both"/>
-              <w:rPr>
-                <w:rFonts w:ascii="Arial" w:hAnsi="Arial" w:cs="Arial"/>
-                <w:b/>
-                <w:bCs/>
-              </w:rPr>
-            </w:pPr>
-            <w:r>
-              <w:rPr>
-                <w:rFonts w:cs="Calibri" w:ascii="Calibri" w:hAnsi="Calibri"/>
-                <w:i/>
-                <w:iCs/>
-                <w:sz w:val="16"/>
-                <w:szCs w:val="16"/>
-              </w:rPr>
-              <w:t>M</w:t>
-            </w:r>
-            <w:r>
-              <w:rPr>
-                <w:rFonts w:cs="Calibri" w:ascii="Calibri" w:hAnsi="Calibri"/>
-                <w:i/>
-                <w:iCs/>
-                <w:sz w:val="16"/>
-                <w:szCs w:val="16"/>
-              </w:rPr>
-              <w:t>él</w:t>
-            </w:r>
-            <w:r>
-              <w:rPr>
-                <w:rFonts w:cs="Arial" w:ascii="Arial" w:hAnsi="Arial"/>
-              </w:rPr>
-              <w:tab/>
-              <w:t>: </w:t>
-            </w:r>
-            <w:r>
-              <w:rPr>
-                <w:rFonts w:cs="Arial" w:ascii="Arial" w:hAnsi="Arial"/>
-                <w:b/>
-                <w:bCs/>
-              </w:rPr>
-              <w:tab/>
-              <w:t>${resp</w:t>
-            </w:r>
-            <w:r>
-              <w:rPr>
-                <w:rFonts w:cs="Arial" w:ascii="Arial" w:hAnsi="Arial"/>
-                <w:b/>
-                <w:bCs/>
-              </w:rPr>
-              <w:t>Email</w:t>
-            </w:r>
-            <w:r>
-              <w:rPr>
-                <w:rFonts w:cs="Arial" w:ascii="Arial" w:hAnsi="Arial"/>
-                <w:b/>
-                <w:bCs/>
-              </w:rPr>
-              <w:t>}</w:t>
+              <w:t>${respEmail}</w:t>
             </w:r>
           </w:p>
         </w:tc>
@@ -995,14 +925,11 @@
             </w:pPr>
             <w:r>
               <w:rPr>
-                <w:rFonts w:cs="Arial"/>
-                <w:b/>
-                <w:bCs/>
+                <w:b w:val="false"/>
                 <w:i w:val="false"/>
                 <w:strike w:val="false"/>
                 <w:dstrike w:val="false"/>
                 <w:sz w:val="20"/>
-                <w:szCs w:val="24"/>
                 <w:u w:val="none"/>
               </w:rPr>
             </w:r>
@@ -1054,7 +981,7 @@
         </w:tc>
         <w:tc>
           <w:tcPr>
-            <w:tcW w:w="2811" w:type="dxa"/>
+            <w:tcW w:w="2810" w:type="dxa"/>
             <w:tcBorders>
               <w:top w:val="single" w:sz="4" w:space="0" w:color="000000"/>
               <w:left w:val="single" w:sz="4" w:space="0" w:color="000000"/>
@@ -1160,7 +1087,7 @@
               <w:rPr>
                 <w:rFonts w:cs="Arial" w:ascii="Arial" w:hAnsi="Arial"/>
               </w:rPr>
-              <w:t>Nom assureur : </w:t>
+              <w:t>Nom assureur :</w:t>
             </w:r>
           </w:p>
           <w:p>
@@ -1278,15 +1205,13 @@
             <w:r>
               <w:rPr>
                 <w:rFonts w:cs="Arial" w:ascii="Arial" w:hAnsi="Arial"/>
-                <w:b/>
-                <w:bCs/>
               </w:rPr>
             </w:r>
           </w:p>
         </w:tc>
         <w:tc>
           <w:tcPr>
-            <w:tcW w:w="3107" w:type="dxa"/>
+            <w:tcW w:w="3108" w:type="dxa"/>
             <w:tcBorders>
               <w:top w:val="single" w:sz="4" w:space="0" w:color="000000"/>
               <w:left w:val="single" w:sz="4" w:space="0" w:color="000000"/>
@@ -1423,7 +1348,7 @@
       <w:tblPr>
         <w:tblW w:w="10415" w:type="dxa"/>
         <w:jc w:val="left"/>
-        <w:tblInd w:w="15" w:type="dxa"/>
+        <w:tblInd w:w="14" w:type="dxa"/>
         <w:tblLayout w:type="fixed"/>
         <w:tblCellMar>
           <w:top w:w="0" w:type="dxa"/>
@@ -1503,7 +1428,7 @@
                 <w:sz w:val="12"/>
                 <w:szCs w:val="12"/>
               </w:rPr>
-              <w:t>(personne qui aura la responsabilité du stagiaire dans l’organisme) </w:t>
+              <w:t>(personne qui aura la responsabilité du stagiaire dans l’organisme)</w:t>
             </w:r>
           </w:p>
           <w:p>
@@ -1571,7 +1496,24 @@
                 <w:sz w:val="16"/>
                 <w:szCs w:val="16"/>
               </w:rPr>
-              <w:t>T</w:t>
+              <w:t>Tel</w:t>
+            </w:r>
+            <w:r>
+              <w:rPr>
+                <w:rFonts w:cs="Arial" w:ascii="Arial" w:hAnsi="Arial"/>
+              </w:rPr>
+              <w:tab/>
+              <w:t>:</w:t>
+              <w:tab/>
+              <w:t>${tutorPhone}</w:t>
+            </w:r>
+            <w:r>
+              <w:rPr>
+                <w:rFonts w:cs="Arial" w:ascii="Arial" w:hAnsi="Arial"/>
+                <w:b/>
+                <w:bCs/>
+              </w:rPr>
+              <w:tab/>
             </w:r>
             <w:r>
               <w:rPr>
@@ -1581,59 +1523,7 @@
                 <w:sz w:val="16"/>
                 <w:szCs w:val="16"/>
               </w:rPr>
-              <w:t>e</w:t>
-            </w:r>
-            <w:r>
-              <w:rPr>
-                <w:rFonts w:cs="Calibri" w:ascii="Calibri" w:hAnsi="Calibri"/>
-                <w:i/>
-                <w:iCs/>
-                <w:sz w:val="16"/>
-                <w:szCs w:val="16"/>
-              </w:rPr>
-              <w:t>l</w:t>
-            </w:r>
-            <w:r>
-              <w:rPr>
-                <w:rFonts w:cs="Arial" w:ascii="Arial" w:hAnsi="Arial"/>
-              </w:rPr>
-              <w:tab/>
-              <w:t>:</w:t>
-              <w:tab/>
-            </w:r>
-            <w:r>
-              <w:rPr>
-                <w:rFonts w:cs="Arial" w:ascii="Arial" w:hAnsi="Arial"/>
-              </w:rPr>
-              <w:t>${tutorPhone}</w:t>
-            </w:r>
-            <w:r>
-              <w:rPr>
-                <w:rFonts w:cs="Arial" w:ascii="Arial" w:hAnsi="Arial"/>
-                <w:b/>
-                <w:bCs/>
-              </w:rPr>
-              <w:tab/>
-            </w:r>
-            <w:r>
-              <w:rPr>
-                <w:rFonts w:cs="Calibri" w:ascii="Calibri" w:hAnsi="Calibri"/>
-                <w:i/>
-                <w:iCs/>
-                <w:sz w:val="16"/>
-                <w:szCs w:val="16"/>
-              </w:rPr>
-              <w:t>Mé</w:t>
-            </w:r>
-            <w:r>
-              <w:rPr>
-                <w:rFonts w:cs="Calibri" w:ascii="Calibri" w:hAnsi="Calibri"/>
-                <w:i/>
-                <w:iCs/>
-                <w:sz w:val="16"/>
-                <w:szCs w:val="16"/>
-              </w:rPr>
-              <w:t>l</w:t>
+              <w:t>Mél</w:t>
             </w:r>
             <w:r>
               <w:rPr>
@@ -1743,23 +1633,7 @@
                 <w:b/>
                 <w:bCs/>
               </w:rPr>
-              <w:t>${studen</w:t>
-            </w:r>
-            <w:r>
-              <w:rPr>
-                <w:rFonts w:cs="Arial" w:ascii="Arial" w:hAnsi="Arial"/>
-                <w:b/>
-                <w:bCs/>
-              </w:rPr>
-              <w:t>tLast</w:t>
-            </w:r>
-            <w:r>
-              <w:rPr>
-                <w:rFonts w:cs="Arial" w:ascii="Arial" w:hAnsi="Arial"/>
-                <w:b/>
-                <w:bCs/>
-              </w:rPr>
-              <w:t>name}</w:t>
+              <w:t>${studentLastname}</w:t>
             </w:r>
             <w:r>
               <w:rPr>
@@ -1808,7 +1682,23 @@
                 <w:b/>
                 <w:bCs/>
               </w:rPr>
-              <w:t>${levelCode}</w:t>
+              <w:t>${level</w:t>
+            </w:r>
+            <w:r>
+              <w:rPr>
+                <w:rFonts w:cs="Arial" w:ascii="Arial" w:hAnsi="Arial"/>
+                <w:b/>
+                <w:bCs/>
+              </w:rPr>
+              <w:t>Name</w:t>
+            </w:r>
+            <w:r>
+              <w:rPr>
+                <w:rFonts w:cs="Arial" w:ascii="Arial" w:hAnsi="Arial"/>
+                <w:b/>
+                <w:bCs/>
+              </w:rPr>
+              <w:t>}</w:t>
             </w:r>
           </w:p>
           <w:p>
@@ -1816,10 +1706,10 @@
               <w:pStyle w:val="Normal"/>
               <w:tabs>
                 <w:tab w:val="clear" w:pos="709"/>
-                <w:tab w:val="left" w:pos="3119" w:leader="none"/>
-              </w:tabs>
-              <w:bidi w:val="0"/>
-              <w:spacing w:lineRule="auto" w:line="360"/>
+                <w:tab w:val="left" w:pos="2835" w:leader="none"/>
+              </w:tabs>
+              <w:bidi w:val="0"/>
+              <w:spacing w:before="0" w:after="120"/>
               <w:ind w:hanging="0" w:left="567" w:right="0"/>
               <w:jc w:val="both"/>
               <w:rPr>
@@ -1832,46 +1722,7 @@
               <w:rPr>
                 <w:rFonts w:cs="Arial" w:ascii="Arial" w:hAnsi="Arial"/>
               </w:rPr>
-              <w:t xml:space="preserve">Section : </w:t>
-              <w:tab/>
-            </w:r>
-            <w:r>
-              <w:rPr>
-                <w:rFonts w:cs="Arial" w:ascii="Arial" w:hAnsi="Arial"/>
-                <w:b/>
-                <w:bCs/>
-              </w:rPr>
-              <w:t>${levelName}</w:t>
-            </w:r>
-          </w:p>
-          <w:p>
-            <w:pPr>
-              <w:pStyle w:val="Normal"/>
-              <w:tabs>
-                <w:tab w:val="clear" w:pos="709"/>
-                <w:tab w:val="left" w:pos="2835" w:leader="none"/>
-              </w:tabs>
-              <w:bidi w:val="0"/>
-              <w:spacing w:before="0" w:after="120"/>
-              <w:ind w:hanging="0" w:left="567" w:right="0"/>
-              <w:jc w:val="both"/>
-              <w:rPr>
-                <w:rFonts w:ascii="Arial" w:hAnsi="Arial" w:cs="Arial"/>
-                <w:b/>
-                <w:bCs/>
-              </w:rPr>
-            </w:pPr>
-            <w:r>
-              <w:rPr>
-                <w:rFonts w:cs="Arial" w:ascii="Arial" w:hAnsi="Arial"/>
-              </w:rPr>
-              <w:t xml:space="preserve">Le stage aura lieu </w:t>
-            </w:r>
-            <w:r>
-              <w:rPr>
-                <w:rFonts w:cs="Arial" w:ascii="Arial" w:hAnsi="Arial"/>
-              </w:rPr>
-              <w:t>${internshipDates}</w:t>
+              <w:t>Le stage aura lieu ${internshipDates}</w:t>
             </w:r>
           </w:p>
           <w:p>
@@ -1907,7 +1758,13 @@
                 <w:b/>
                 <w:bCs/>
               </w:rPr>
-              <w:t xml:space="preserve"> </w:t>
+              <w:t xml:space="preserve"> ${nbOpenedDays}                           </w:t>
+            </w:r>
+            <w:r>
+              <w:rPr>
+                <w:rFonts w:cs="Arial" w:ascii="Arial" w:hAnsi="Arial"/>
+              </w:rPr>
+              <w:t>Nb de semaines :</w:t>
             </w:r>
             <w:r>
               <w:rPr>
@@ -1915,37 +1772,7 @@
                 <w:b/>
                 <w:bCs/>
               </w:rPr>
-              <w:t>${nbOpenedDays}</w:t>
-            </w:r>
-            <w:r>
-              <w:rPr>
-                <w:rFonts w:cs="Arial" w:ascii="Arial" w:hAnsi="Arial"/>
-                <w:b/>
-                <w:bCs/>
-              </w:rPr>
-              <w:t xml:space="preserve">                           </w:t>
-            </w:r>
-            <w:r>
-              <w:rPr>
-                <w:rFonts w:cs="Arial" w:ascii="Arial" w:hAnsi="Arial"/>
-              </w:rPr>
-              <w:t>Nb de semaines :</w:t>
-            </w:r>
-            <w:r>
-              <w:rPr>
-                <w:rFonts w:cs="Arial" w:ascii="Arial" w:hAnsi="Arial"/>
-                <w:b/>
-                <w:bCs/>
-              </w:rPr>
-              <w:t xml:space="preserve"> </w:t>
-            </w:r>
-            <w:r>
-              <w:rPr>
-                <w:rFonts w:cs="Arial" w:ascii="Arial" w:hAnsi="Arial"/>
-                <w:b/>
-                <w:bCs/>
-              </w:rPr>
-              <w:t>${nbWeeks}</w:t>
+              <w:t xml:space="preserve"> ${nbWeeks}</w:t>
             </w:r>
           </w:p>
         </w:tc>
@@ -1992,15 +1819,7 @@
                 <w:b/>
                 <w:bCs/>
               </w:rPr>
-              <w:t xml:space="preserve"> </w:t>
-            </w:r>
-            <w:r>
-              <w:rPr>
-                <w:rFonts w:cs="Arial" w:ascii="Arial" w:hAnsi="Arial"/>
-                <w:b/>
-                <w:bCs/>
-              </w:rPr>
-              <w:t>${profLastname} ${profFirstname}</w:t>
+              <w:t xml:space="preserve"> ${profLastname} ${profFirstname}</w:t>
             </w:r>
           </w:p>
         </w:tc>
@@ -2028,6 +1847,7 @@
       <w:pPr>
         <w:pStyle w:val="Normal"/>
         <w:bidi w:val="0"/>
+        <w:spacing w:before="0" w:after="0"/>
         <w:ind w:hanging="0" w:left="0" w:right="0"/>
         <w:rPr>
           <w:rFonts w:ascii="Arial" w:hAnsi="Arial" w:cs="Arial"/>
@@ -2084,15 +1904,15 @@
         </w:tblCellMar>
       </w:tblPr>
       <w:tblGrid>
-        <w:gridCol w:w="1218"/>
-        <w:gridCol w:w="3970"/>
+        <w:gridCol w:w="1217"/>
+        <w:gridCol w:w="3971"/>
         <w:gridCol w:w="3969"/>
       </w:tblGrid>
       <w:tr>
         <w:trPr/>
         <w:tc>
           <w:tcPr>
-            <w:tcW w:w="1218" w:type="dxa"/>
+            <w:tcW w:w="1217" w:type="dxa"/>
             <w:tcBorders>
               <w:bottom w:val="single" w:sz="6" w:space="0" w:color="000000"/>
               <w:right w:val="single" w:sz="6" w:space="0" w:color="000000"/>
@@ -2120,7 +1940,7 @@
         </w:tc>
         <w:tc>
           <w:tcPr>
-            <w:tcW w:w="3970" w:type="dxa"/>
+            <w:tcW w:w="3971" w:type="dxa"/>
             <w:tcBorders>
               <w:top w:val="single" w:sz="6" w:space="0" w:color="000000"/>
               <w:left w:val="single" w:sz="6" w:space="0" w:color="000000"/>
@@ -2183,7 +2003,7 @@
         <w:trPr/>
         <w:tc>
           <w:tcPr>
-            <w:tcW w:w="1218" w:type="dxa"/>
+            <w:tcW w:w="1217" w:type="dxa"/>
             <w:tcBorders>
               <w:top w:val="single" w:sz="6" w:space="0" w:color="000000"/>
               <w:left w:val="single" w:sz="6" w:space="0" w:color="000000"/>
@@ -2213,7 +2033,7 @@
         </w:tc>
         <w:tc>
           <w:tcPr>
-            <w:tcW w:w="3970" w:type="dxa"/>
+            <w:tcW w:w="3971" w:type="dxa"/>
             <w:tcBorders>
               <w:top w:val="single" w:sz="6" w:space="0" w:color="000000"/>
               <w:left w:val="single" w:sz="6" w:space="0" w:color="000000"/>
@@ -2240,7 +2060,12 @@
               </w:rPr>
             </w:pPr>
             <w:r>
-              <w:rPr/>
+              <w:rPr>
+                <w:rFonts w:cs="Arial" w:ascii="Arial" w:hAnsi="Arial"/>
+                <w:b/>
+                <w:bCs/>
+              </w:rPr>
+              <w:t>${monAM}</w:t>
             </w:r>
           </w:p>
         </w:tc>
@@ -2273,7 +2098,12 @@
               </w:rPr>
             </w:pPr>
             <w:r>
-              <w:rPr/>
+              <w:rPr>
+                <w:rFonts w:cs="Arial" w:ascii="Arial" w:hAnsi="Arial"/>
+                <w:b/>
+                <w:bCs/>
+              </w:rPr>
+              <w:t>${monPM}</w:t>
             </w:r>
           </w:p>
         </w:tc>
@@ -2282,7 +2112,7 @@
         <w:trPr/>
         <w:tc>
           <w:tcPr>
-            <w:tcW w:w="1218" w:type="dxa"/>
+            <w:tcW w:w="1217" w:type="dxa"/>
             <w:tcBorders>
               <w:top w:val="single" w:sz="6" w:space="0" w:color="000000"/>
               <w:left w:val="single" w:sz="4" w:space="0" w:color="000000"/>
@@ -2312,7 +2142,7 @@
         </w:tc>
         <w:tc>
           <w:tcPr>
-            <w:tcW w:w="3970" w:type="dxa"/>
+            <w:tcW w:w="3971" w:type="dxa"/>
             <w:tcBorders>
               <w:top w:val="single" w:sz="4" w:space="0" w:color="000000"/>
               <w:left w:val="single" w:sz="4" w:space="0" w:color="000000"/>
@@ -2339,7 +2169,12 @@
               </w:rPr>
             </w:pPr>
             <w:r>
-              <w:rPr/>
+              <w:rPr>
+                <w:rFonts w:cs="Arial" w:ascii="Arial" w:hAnsi="Arial"/>
+                <w:b/>
+                <w:bCs/>
+              </w:rPr>
+              <w:t>${tueAM}</w:t>
             </w:r>
           </w:p>
         </w:tc>
@@ -2372,7 +2207,12 @@
               </w:rPr>
             </w:pPr>
             <w:r>
-              <w:rPr/>
+              <w:rPr>
+                <w:rFonts w:cs="Arial" w:ascii="Arial" w:hAnsi="Arial"/>
+                <w:b/>
+                <w:bCs/>
+              </w:rPr>
+              <w:t>${tuePM}</w:t>
             </w:r>
           </w:p>
         </w:tc>
@@ -2381,7 +2221,7 @@
         <w:trPr/>
         <w:tc>
           <w:tcPr>
-            <w:tcW w:w="1218" w:type="dxa"/>
+            <w:tcW w:w="1217" w:type="dxa"/>
             <w:tcBorders>
               <w:top w:val="single" w:sz="4" w:space="0" w:color="000000"/>
               <w:left w:val="single" w:sz="4" w:space="0" w:color="000000"/>
@@ -2411,7 +2251,7 @@
         </w:tc>
         <w:tc>
           <w:tcPr>
-            <w:tcW w:w="3970" w:type="dxa"/>
+            <w:tcW w:w="3971" w:type="dxa"/>
             <w:tcBorders>
               <w:top w:val="single" w:sz="4" w:space="0" w:color="000000"/>
               <w:left w:val="single" w:sz="4" w:space="0" w:color="000000"/>
@@ -2438,7 +2278,12 @@
               </w:rPr>
             </w:pPr>
             <w:r>
-              <w:rPr/>
+              <w:rPr>
+                <w:rFonts w:cs="Arial" w:ascii="Arial" w:hAnsi="Arial"/>
+                <w:b/>
+                <w:bCs/>
+              </w:rPr>
+              <w:t>${wedAM}</w:t>
             </w:r>
           </w:p>
         </w:tc>
@@ -2471,7 +2316,12 @@
               </w:rPr>
             </w:pPr>
             <w:r>
-              <w:rPr/>
+              <w:rPr>
+                <w:rFonts w:cs="Arial" w:ascii="Arial" w:hAnsi="Arial"/>
+                <w:b/>
+                <w:bCs/>
+              </w:rPr>
+              <w:t>${wedPM}</w:t>
             </w:r>
           </w:p>
         </w:tc>
@@ -2480,7 +2330,7 @@
         <w:trPr/>
         <w:tc>
           <w:tcPr>
-            <w:tcW w:w="1218" w:type="dxa"/>
+            <w:tcW w:w="1217" w:type="dxa"/>
             <w:tcBorders>
               <w:top w:val="single" w:sz="4" w:space="0" w:color="000000"/>
               <w:left w:val="single" w:sz="4" w:space="0" w:color="000000"/>
@@ -2510,7 +2360,7 @@
         </w:tc>
         <w:tc>
           <w:tcPr>
-            <w:tcW w:w="3970" w:type="dxa"/>
+            <w:tcW w:w="3971" w:type="dxa"/>
             <w:tcBorders>
               <w:top w:val="single" w:sz="4" w:space="0" w:color="000000"/>
               <w:left w:val="single" w:sz="4" w:space="0" w:color="000000"/>
@@ -2537,7 +2387,12 @@
               </w:rPr>
             </w:pPr>
             <w:r>
-              <w:rPr/>
+              <w:rPr>
+                <w:rFonts w:cs="Arial" w:ascii="Arial" w:hAnsi="Arial"/>
+                <w:b/>
+                <w:bCs/>
+              </w:rPr>
+              <w:t>${thuAM}</w:t>
             </w:r>
           </w:p>
         </w:tc>
@@ -2570,7 +2425,12 @@
               </w:rPr>
             </w:pPr>
             <w:r>
-              <w:rPr/>
+              <w:rPr>
+                <w:rFonts w:cs="Arial" w:ascii="Arial" w:hAnsi="Arial"/>
+                <w:b/>
+                <w:bCs/>
+              </w:rPr>
+              <w:t>${thuPM}</w:t>
             </w:r>
           </w:p>
         </w:tc>
@@ -2579,7 +2439,7 @@
         <w:trPr/>
         <w:tc>
           <w:tcPr>
-            <w:tcW w:w="1218" w:type="dxa"/>
+            <w:tcW w:w="1217" w:type="dxa"/>
             <w:tcBorders>
               <w:top w:val="single" w:sz="4" w:space="0" w:color="000000"/>
               <w:left w:val="single" w:sz="4" w:space="0" w:color="000000"/>
@@ -2609,7 +2469,7 @@
         </w:tc>
         <w:tc>
           <w:tcPr>
-            <w:tcW w:w="3970" w:type="dxa"/>
+            <w:tcW w:w="3971" w:type="dxa"/>
             <w:tcBorders>
               <w:top w:val="single" w:sz="4" w:space="0" w:color="000000"/>
               <w:left w:val="single" w:sz="4" w:space="0" w:color="000000"/>
@@ -2636,7 +2496,12 @@
               </w:rPr>
             </w:pPr>
             <w:r>
-              <w:rPr/>
+              <w:rPr>
+                <w:rFonts w:cs="Arial" w:ascii="Arial" w:hAnsi="Arial"/>
+                <w:b/>
+                <w:bCs/>
+              </w:rPr>
+              <w:t>${friAM}</w:t>
             </w:r>
           </w:p>
         </w:tc>
@@ -2669,7 +2534,12 @@
               </w:rPr>
             </w:pPr>
             <w:r>
-              <w:rPr/>
+              <w:rPr>
+                <w:rFonts w:cs="Arial" w:ascii="Arial" w:hAnsi="Arial"/>
+                <w:b/>
+                <w:bCs/>
+              </w:rPr>
+              <w:t>${friPM}</w:t>
             </w:r>
           </w:p>
         </w:tc>
@@ -2678,7 +2548,7 @@
         <w:trPr/>
         <w:tc>
           <w:tcPr>
-            <w:tcW w:w="1218" w:type="dxa"/>
+            <w:tcW w:w="1217" w:type="dxa"/>
             <w:tcBorders>
               <w:top w:val="single" w:sz="4" w:space="0" w:color="000000"/>
               <w:left w:val="single" w:sz="4" w:space="0" w:color="000000"/>
@@ -2708,7 +2578,7 @@
         </w:tc>
         <w:tc>
           <w:tcPr>
-            <w:tcW w:w="3970" w:type="dxa"/>
+            <w:tcW w:w="3971" w:type="dxa"/>
             <w:tcBorders>
               <w:top w:val="single" w:sz="4" w:space="0" w:color="000000"/>
               <w:left w:val="single" w:sz="4" w:space="0" w:color="000000"/>
@@ -2735,7 +2605,12 @@
               </w:rPr>
             </w:pPr>
             <w:r>
-              <w:rPr/>
+              <w:rPr>
+                <w:rFonts w:cs="Arial" w:ascii="Arial" w:hAnsi="Arial"/>
+                <w:b/>
+                <w:bCs/>
+              </w:rPr>
+              <w:t>${satAM}</w:t>
             </w:r>
           </w:p>
         </w:tc>
@@ -2768,7 +2643,12 @@
               </w:rPr>
             </w:pPr>
             <w:r>
-              <w:rPr/>
+              <w:rPr>
+                <w:rFonts w:cs="Arial" w:ascii="Arial" w:hAnsi="Arial"/>
+                <w:b/>
+                <w:bCs/>
+              </w:rPr>
+              <w:t>${satPM}</w:t>
             </w:r>
           </w:p>
         </w:tc>
@@ -2865,8 +2745,39 @@
           <w:sz w:val="24"/>
           <w:szCs w:val="24"/>
         </w:rPr>
-        <w:t xml:space="preserve">Le stage aura lieu </w:t>
-      </w:r>
+        <w:t>D</w:t>
+      </w:r>
+      <w:r>
+        <w:rPr>
+          <w:rFonts w:cs="Arial" w:ascii="Arial" w:hAnsi="Arial"/>
+          <w:sz w:val="24"/>
+          <w:szCs w:val="24"/>
+        </w:rPr>
+        <w:t>ates du stage :</w:t>
+      </w:r>
+    </w:p>
+    <w:p>
+      <w:pPr>
+        <w:pStyle w:val="Normal"/>
+        <w:pBdr>
+          <w:top w:val="single" w:sz="4" w:space="1" w:color="000000"/>
+          <w:left w:val="single" w:sz="4" w:space="4" w:color="000000"/>
+          <w:bottom w:val="single" w:sz="4" w:space="1" w:color="000000"/>
+          <w:right w:val="single" w:sz="4" w:space="4" w:color="000000"/>
+        </w:pBdr>
+        <w:tabs>
+          <w:tab w:val="clear" w:pos="709"/>
+          <w:tab w:val="left" w:pos="2835" w:leader="none"/>
+        </w:tabs>
+        <w:bidi w:val="0"/>
+        <w:ind w:hanging="0" w:left="1701" w:right="1699"/>
+        <w:jc w:val="center"/>
+        <w:rPr>
+          <w:rFonts w:ascii="Arial" w:hAnsi="Arial" w:cs="Arial"/>
+          <w:sz w:val="24"/>
+          <w:szCs w:val="24"/>
+        </w:rPr>
+      </w:pPr>
       <w:r>
         <w:rPr>
           <w:rFonts w:cs="Arial" w:ascii="Arial" w:hAnsi="Arial"/>
@@ -2875,27 +2786,7 @@
           <w:sz w:val="24"/>
           <w:szCs w:val="24"/>
         </w:rPr>
-        <w:t>$</w:t>
-      </w:r>
-      <w:r>
-        <w:rPr>
-          <w:rFonts w:cs="Arial" w:ascii="Arial" w:hAnsi="Arial"/>
-          <w:b/>
-          <w:bCs/>
-          <w:sz w:val="24"/>
-          <w:szCs w:val="24"/>
-        </w:rPr>
-        <w:t>{</w:t>
-      </w:r>
-      <w:r>
-        <w:rPr>
-          <w:rFonts w:cs="Arial" w:ascii="Arial" w:hAnsi="Arial"/>
-          <w:b/>
-          <w:bCs/>
-          <w:sz w:val="24"/>
-          <w:szCs w:val="24"/>
-        </w:rPr>
-        <w:t>internshipDates}</w:t>
+        <w:t>${internshipDates}</w:t>
       </w:r>
     </w:p>
     <w:p>
@@ -3166,6 +3057,7 @@
       <w:pPr>
         <w:pStyle w:val="Normal"/>
         <w:bidi w:val="0"/>
+        <w:spacing w:before="0" w:after="0"/>
         <w:ind w:hanging="0" w:left="-142" w:right="-1"/>
         <w:jc w:val="both"/>
         <w:rPr>
@@ -5120,8 +5012,9 @@
     <w:p>
       <w:pPr>
         <w:sectPr>
-          <w:footerReference w:type="default" r:id="rId6"/>
-          <w:footerReference w:type="first" r:id="rId7"/>
+          <w:footerReference w:type="even" r:id="rId6"/>
+          <w:footerReference w:type="default" r:id="rId7"/>
+          <w:footerReference w:type="first" r:id="rId8"/>
           <w:type w:val="nextPage"/>
           <w:pgSz w:w="11906" w:h="16838"/>
           <w:pgMar w:left="993" w:right="707" w:gutter="0" w:header="0" w:top="567" w:footer="720" w:bottom="851"/>
@@ -5168,6 +5061,7 @@
           <w:tab w:val="clear" w:pos="9072"/>
         </w:tabs>
         <w:bidi w:val="0"/>
+        <w:spacing w:before="0" w:after="0"/>
         <w:jc w:val="center"/>
         <w:rPr>
           <w:rFonts w:ascii="Arial" w:hAnsi="Arial" w:cs="Arial"/>
@@ -5568,6 +5462,7 @@
       <w:pPr>
         <w:pStyle w:val="Normal"/>
         <w:bidi w:val="0"/>
+        <w:spacing w:before="0" w:after="0"/>
         <w:ind w:hanging="0" w:left="0" w:right="0"/>
         <w:jc w:val="center"/>
         <w:rPr>
@@ -5710,8 +5605,8 @@
         </w:tblCellMar>
       </w:tblPr>
       <w:tblGrid>
-        <w:gridCol w:w="5210"/>
-        <w:gridCol w:w="285"/>
+        <w:gridCol w:w="5209"/>
+        <w:gridCol w:w="286"/>
         <w:gridCol w:w="4819"/>
       </w:tblGrid>
       <w:tr>
@@ -5720,7 +5615,7 @@
         </w:trPr>
         <w:tc>
           <w:tcPr>
-            <w:tcW w:w="5210" w:type="dxa"/>
+            <w:tcW w:w="5209" w:type="dxa"/>
             <w:vMerge w:val="restart"/>
             <w:tcBorders/>
           </w:tcPr>
@@ -5870,6 +5765,8 @@
               </w:rPr>
               <w:fldChar w:fldCharType="end"/>
             </w:r>
+            <w:bookmarkStart w:id="3" w:name="CaseACocher1_Copy_1"/>
+            <w:bookmarkEnd w:id="3"/>
             <w:r>
               <w:rPr>
                 <w:rFonts w:cs="Arial" w:ascii="Arial" w:hAnsi="Arial"/>
@@ -5932,9 +5829,9 @@
               </w:rPr>
               <w:fldChar w:fldCharType="separate"/>
             </w:r>
-            <w:bookmarkStart w:id="3" w:name="CaseACocher2"/>
             <w:bookmarkStart w:id="4" w:name="CaseACocher2"/>
-            <w:bookmarkEnd w:id="4"/>
+            <w:bookmarkStart w:id="5" w:name="CaseACocher2"/>
+            <w:bookmarkEnd w:id="5"/>
             <w:r>
               <w:rPr>
                 <w:rFonts w:cs="Arial" w:ascii="Arial" w:hAnsi="Arial"/>
@@ -5950,6 +5847,8 @@
               </w:rPr>
               <w:fldChar w:fldCharType="end"/>
             </w:r>
+            <w:bookmarkStart w:id="6" w:name="CaseACocher2_Copy_1"/>
+            <w:bookmarkEnd w:id="6"/>
             <w:r>
               <w:rPr>
                 <w:rFonts w:cs="Arial" w:ascii="Arial" w:hAnsi="Arial"/>
@@ -5985,7 +5884,7 @@
               </w:rPr>
               <w:instrText xml:space="preserve"> FORMTEXT </w:instrText>
             </w:r>
-            <w:bookmarkStart w:id="5" w:name="Texte13_Copy_1"/>
+            <w:bookmarkStart w:id="7" w:name="Texte13_Copy_1"/>
             <w:r>
               <w:rPr>
                 <w:rFonts w:cs="Arial" w:ascii="Arial" w:hAnsi="Arial"/>
@@ -6010,6 +5909,14 @@
                 <w:sz w:val="18"/>
                 <w:szCs w:val="18"/>
               </w:rPr>
+            </w:r>
+            <w:r>
+              <w:rPr>
+                <w:rFonts w:cs="Arial" w:ascii="Arial" w:hAnsi="Arial"/>
+                <w:color w:val="808080"/>
+                <w:sz w:val="18"/>
+                <w:szCs w:val="18"/>
+              </w:rPr>
               <w:t>     </w:t>
             </w:r>
             <w:r>
@@ -6029,7 +5936,7 @@
               </w:rPr>
               <w:fldChar w:fldCharType="end"/>
             </w:r>
-            <w:bookmarkEnd w:id="5"/>
+            <w:bookmarkEnd w:id="7"/>
             <w:r>
               <w:rPr>
                 <w:rFonts w:cs="Arial" w:ascii="Arial" w:hAnsi="Arial"/>
@@ -6189,9 +6096,9 @@
               </w:rPr>
               <w:fldChar w:fldCharType="separate"/>
             </w:r>
-            <w:bookmarkStart w:id="6" w:name="CaseACocher5"/>
-            <w:bookmarkStart w:id="7" w:name="CaseACocher5"/>
-            <w:bookmarkEnd w:id="7"/>
+            <w:bookmarkStart w:id="8" w:name="CaseACocher5"/>
+            <w:bookmarkStart w:id="9" w:name="CaseACocher5"/>
+            <w:bookmarkEnd w:id="9"/>
             <w:r>
               <w:rPr>
                 <w:rFonts w:cs="Arial" w:ascii="Arial" w:hAnsi="Arial"/>
@@ -6207,6 +6114,8 @@
               </w:rPr>
               <w:fldChar w:fldCharType="end"/>
             </w:r>
+            <w:bookmarkStart w:id="10" w:name="CaseACocher5_Copy_1"/>
+            <w:bookmarkEnd w:id="10"/>
             <w:r>
               <w:rPr>
                 <w:rFonts w:cs="Arial" w:ascii="Arial" w:hAnsi="Arial"/>
@@ -6214,7 +6123,6 @@
                 <w:szCs w:val="18"/>
               </w:rPr>
               <w:t xml:space="preserve"> assurée par l’organisme</w:t>
-              <w:tab/>
             </w:r>
           </w:p>
           <w:p>
@@ -6270,9 +6178,9 @@
               </w:rPr>
               <w:fldChar w:fldCharType="separate"/>
             </w:r>
-            <w:bookmarkStart w:id="8" w:name="CaseACocher7"/>
-            <w:bookmarkStart w:id="9" w:name="CaseACocher7"/>
-            <w:bookmarkEnd w:id="9"/>
+            <w:bookmarkStart w:id="11" w:name="CaseACocher7"/>
+            <w:bookmarkStart w:id="12" w:name="CaseACocher7"/>
+            <w:bookmarkEnd w:id="12"/>
             <w:r>
               <w:rPr>
                 <w:rFonts w:cs="Arial" w:ascii="Arial" w:hAnsi="Arial"/>
@@ -6288,6 +6196,8 @@
               </w:rPr>
               <w:fldChar w:fldCharType="end"/>
             </w:r>
+            <w:bookmarkStart w:id="13" w:name="CaseACocher7_Copy_1"/>
+            <w:bookmarkEnd w:id="13"/>
             <w:r>
               <w:rPr>
                 <w:rFonts w:cs="Arial" w:ascii="Arial" w:hAnsi="Arial"/>
@@ -6304,8 +6214,8 @@
               </w:rPr>
               <w:tab/>
             </w:r>
-            <w:bookmarkStart w:id="10" w:name="Texte12_Copy_1"/>
-            <w:bookmarkEnd w:id="10"/>
+            <w:bookmarkStart w:id="14" w:name="Texte12_Copy_1"/>
+            <w:bookmarkEnd w:id="14"/>
             <w:r>
               <w:rPr>
                 <w:rFonts w:cs="Arial" w:ascii="Arial" w:hAnsi="Arial"/>
@@ -6457,9 +6367,9 @@
               </w:rPr>
               <w:fldChar w:fldCharType="separate"/>
             </w:r>
-            <w:bookmarkStart w:id="11" w:name="CaseACocher9"/>
-            <w:bookmarkStart w:id="12" w:name="CaseACocher9"/>
-            <w:bookmarkEnd w:id="12"/>
+            <w:bookmarkStart w:id="15" w:name="CaseACocher9"/>
+            <w:bookmarkStart w:id="16" w:name="CaseACocher9"/>
+            <w:bookmarkEnd w:id="16"/>
             <w:r>
               <w:rPr>
                 <w:rFonts w:cs="Arial" w:ascii="Arial" w:hAnsi="Arial"/>
@@ -6475,6 +6385,8 @@
               </w:rPr>
               <w:fldChar w:fldCharType="end"/>
             </w:r>
+            <w:bookmarkStart w:id="17" w:name="CaseACocher9_Copy_1"/>
+            <w:bookmarkEnd w:id="17"/>
             <w:r>
               <w:rPr>
                 <w:rFonts w:cs="Arial" w:ascii="Arial" w:hAnsi="Arial"/>
@@ -6537,9 +6449,9 @@
               </w:rPr>
               <w:fldChar w:fldCharType="separate"/>
             </w:r>
-            <w:bookmarkStart w:id="13" w:name="CaseACocher10"/>
-            <w:bookmarkStart w:id="14" w:name="CaseACocher10"/>
-            <w:bookmarkEnd w:id="14"/>
+            <w:bookmarkStart w:id="18" w:name="CaseACocher10"/>
+            <w:bookmarkStart w:id="19" w:name="CaseACocher10"/>
+            <w:bookmarkEnd w:id="19"/>
             <w:r>
               <w:rPr>
                 <w:rFonts w:cs="Arial" w:ascii="Arial" w:hAnsi="Arial"/>
@@ -6555,6 +6467,8 @@
               </w:rPr>
               <w:fldChar w:fldCharType="end"/>
             </w:r>
+            <w:bookmarkStart w:id="20" w:name="CaseACocher10_Copy_1"/>
+            <w:bookmarkEnd w:id="20"/>
             <w:r>
               <w:rPr>
                 <w:rFonts w:cs="Arial" w:ascii="Arial" w:hAnsi="Arial"/>
@@ -6571,8 +6485,8 @@
               </w:rPr>
               <w:tab/>
             </w:r>
-            <w:bookmarkStart w:id="15" w:name="Texte11_Copy_1"/>
-            <w:bookmarkEnd w:id="15"/>
+            <w:bookmarkStart w:id="21" w:name="Texte11_Copy_1"/>
+            <w:bookmarkEnd w:id="21"/>
             <w:r>
               <w:rPr>
                 <w:rFonts w:cs="Arial" w:ascii="Arial" w:hAnsi="Arial"/>
@@ -6766,10 +6680,9 @@
               </w:rPr>
               <w:fldChar w:fldCharType="separate"/>
             </w:r>
-            <w:bookmarkStart w:id="16" w:name="CaseACocher13_Copy_1"/>
-            <w:bookmarkStart w:id="17" w:name="CaseACocher13"/>
-            <w:bookmarkStart w:id="18" w:name="CaseACocher13"/>
-            <w:bookmarkEnd w:id="18"/>
+            <w:bookmarkStart w:id="22" w:name="CaseACocher13"/>
+            <w:bookmarkStart w:id="23" w:name="CaseACocher13"/>
+            <w:bookmarkEnd w:id="23"/>
             <w:r>
               <w:rPr>
                 <w:rFonts w:cs="Arial" w:ascii="Arial" w:hAnsi="Arial"/>
@@ -6785,7 +6698,10 @@
               </w:rPr>
               <w:fldChar w:fldCharType="end"/>
             </w:r>
-            <w:bookmarkEnd w:id="16"/>
+            <w:bookmarkStart w:id="24" w:name="CaseACocher13_Copy_1"/>
+            <w:bookmarkStart w:id="25" w:name="CaseACocher13_Copy_1"/>
+            <w:bookmarkEnd w:id="24"/>
+            <w:bookmarkEnd w:id="25"/>
             <w:r>
               <w:rPr>
                 <w:rFonts w:cs="Arial" w:ascii="Arial" w:hAnsi="Arial"/>
@@ -6802,15 +6718,15 @@
               </w:rPr>
               <w:tab/>
             </w:r>
-            <w:bookmarkStart w:id="19" w:name="Texte10_Copy_1"/>
-            <w:bookmarkEnd w:id="19"/>
-            <w:r>
-              <w:rPr>
-                <w:rFonts w:cs="Arial" w:ascii="Arial" w:hAnsi="Arial"/>
-                <w:sz w:val="18"/>
-                <w:szCs w:val="18"/>
-              </w:rPr>
-              <w:t xml:space="preserve"> € </w:t>
+            <w:bookmarkStart w:id="26" w:name="Texte10_Copy_1"/>
+            <w:bookmarkEnd w:id="26"/>
+            <w:r>
+              <w:rPr>
+                <w:rFonts w:cs="Arial" w:ascii="Arial" w:hAnsi="Arial"/>
+                <w:sz w:val="18"/>
+                <w:szCs w:val="18"/>
+              </w:rPr>
+              <w:t xml:space="preserve"> €</w:t>
             </w:r>
           </w:p>
           <w:p>
@@ -6840,7 +6756,7 @@
         </w:tc>
         <w:tc>
           <w:tcPr>
-            <w:tcW w:w="285" w:type="dxa"/>
+            <w:tcW w:w="286" w:type="dxa"/>
             <w:vMerge w:val="restart"/>
             <w:tcBorders>
               <w:right w:val="single" w:sz="4" w:space="0" w:color="000000"/>
@@ -6897,7 +6813,12 @@
               </w:rPr>
             </w:pPr>
             <w:r>
-              <w:rPr/>
+              <w:rPr>
+                <w:rFonts w:cs="Arial" w:ascii="Arial" w:hAnsi="Arial"/>
+                <w:color w:val="000000"/>
+                <w:sz w:val="18"/>
+                <w:szCs w:val="18"/>
+              </w:rPr>
             </w:r>
           </w:p>
         </w:tc>
@@ -6908,7 +6829,7 @@
         </w:trPr>
         <w:tc>
           <w:tcPr>
-            <w:tcW w:w="5210" w:type="dxa"/>
+            <w:tcW w:w="5209" w:type="dxa"/>
             <w:vMerge w:val="continue"/>
             <w:tcBorders/>
           </w:tcPr>
@@ -6943,7 +6864,7 @@
         </w:tc>
         <w:tc>
           <w:tcPr>
-            <w:tcW w:w="285" w:type="dxa"/>
+            <w:tcW w:w="286" w:type="dxa"/>
             <w:vMerge w:val="continue"/>
             <w:tcBorders>
               <w:right w:val="single" w:sz="4" w:space="0" w:color="000000"/>
@@ -7001,7 +6922,12 @@
               </w:rPr>
             </w:pPr>
             <w:r>
-              <w:rPr/>
+              <w:rPr>
+                <w:rFonts w:cs="Arial" w:ascii="Arial" w:hAnsi="Arial"/>
+                <w:color w:val="000000"/>
+                <w:sz w:val="18"/>
+                <w:szCs w:val="18"/>
+              </w:rPr>
             </w:r>
           </w:p>
         </w:tc>
@@ -7190,8 +7116,8 @@
       <w:tblGrid>
         <w:gridCol w:w="2551"/>
         <w:gridCol w:w="2513"/>
-        <w:gridCol w:w="1969"/>
-        <w:gridCol w:w="3173"/>
+        <w:gridCol w:w="1968"/>
+        <w:gridCol w:w="3174"/>
       </w:tblGrid>
       <w:tr>
         <w:trPr>
@@ -7498,7 +7424,7 @@
               <mc:AlternateContent>
                 <mc:Choice Requires="wps">
                   <w:drawing>
-                    <wp:anchor distT="0" distB="0" distL="0" distR="0" simplePos="0" relativeHeight="4" behindDoc="0" locked="0" layoutInCell="1" allowOverlap="1">
+                    <wp:anchor distT="6985" distB="6350" distL="6350" distR="6350" simplePos="0" relativeHeight="4" behindDoc="0" locked="0" layoutInCell="1" allowOverlap="1">
                       <wp:simplePos x="0" y="0"/>
                       <wp:positionH relativeFrom="column">
                         <wp:posOffset>3146425</wp:posOffset>
@@ -7506,7 +7432,7 @@
                       <wp:positionV relativeFrom="paragraph">
                         <wp:posOffset>5080</wp:posOffset>
                       </wp:positionV>
-                      <wp:extent cx="0" cy="211455"/>
+                      <wp:extent cx="635" cy="211455"/>
                       <wp:effectExtent l="6350" t="6985" r="6350" b="6350"/>
                       <wp:wrapNone/>
                       <wp:docPr id="2" name="Shape2"/>
@@ -7517,7 +7443,7 @@
                             <wps:spPr>
                               <a:xfrm>
                                 <a:off x="0" y="0"/>
-                                <a:ext cx="0" cy="211320"/>
+                                <a:ext cx="720" cy="211320"/>
                               </a:xfrm>
                               <a:prstGeom prst="straightConnector1">
                                 <a:avLst/>
@@ -7551,8 +7477,8 @@
                       <v:stroke joinstyle="miter"/>
                       <v:path gradientshapeok="t" o:connecttype="rect" textboxrect="0,0,21600,21600"/>
                     </v:shapetype>
-                    <v:shape id="shape_0" fillcolor="white" stroked="t" o:allowincell="f" style="position:absolute;margin-left:247.75pt;margin-top:0.4pt;width:0pt;height:16.6pt;mso-wrap-style:none;v-text-anchor:middle" type="_x0000_t32">
-                      <v:fill o:detectmouseclick="t" color2="black"/>
+                    <v:shape id="shape_0" fillcolor="white" stroked="t" o:allowincell="t" style="position:absolute;margin-left:247.75pt;margin-top:0.4pt;width:0pt;height:16.6pt;mso-wrap-style:none;v-text-anchor:middle" type="_x0000_t32" path="m0,0l-2147483648,-2147483647e">
+                      <v:fill o:detectmouseclick="t" type="solid" color2="black"/>
                       <v:stroke color="black" weight="12600" joinstyle="round" endcap="flat"/>
                       <w10:wrap type="none"/>
                     </v:shape>
@@ -7663,7 +7589,7 @@
               <mc:AlternateContent>
                 <mc:Choice Requires="wps">
                   <w:drawing>
-                    <wp:anchor distT="0" distB="0" distL="0" distR="0" simplePos="0" relativeHeight="3" behindDoc="0" locked="0" layoutInCell="1" allowOverlap="1">
+                    <wp:anchor distT="6985" distB="6350" distL="6350" distR="6350" simplePos="0" relativeHeight="3" behindDoc="0" locked="0" layoutInCell="1" allowOverlap="1">
                       <wp:simplePos x="0" y="0"/>
                       <wp:positionH relativeFrom="column">
                         <wp:posOffset>3143250</wp:posOffset>
@@ -7671,7 +7597,7 @@
                       <wp:positionV relativeFrom="paragraph">
                         <wp:posOffset>270510</wp:posOffset>
                       </wp:positionV>
-                      <wp:extent cx="0" cy="1410335"/>
+                      <wp:extent cx="635" cy="1410335"/>
                       <wp:effectExtent l="6350" t="6985" r="6350" b="6350"/>
                       <wp:wrapNone/>
                       <wp:docPr id="3" name="Shape3"/>
@@ -7682,7 +7608,7 @@
                             <wps:spPr>
                               <a:xfrm>
                                 <a:off x="0" y="0"/>
-                                <a:ext cx="0" cy="1410480"/>
+                                <a:ext cx="720" cy="1410480"/>
                               </a:xfrm>
                               <a:prstGeom prst="straightConnector1">
                                 <a:avLst/>
@@ -7712,8 +7638,8 @@
                 </mc:Choice>
                 <mc:Fallback>
                   <w:pict>
-                    <v:shape id="shape_0" fillcolor="white" stroked="t" o:allowincell="f" style="position:absolute;margin-left:247.5pt;margin-top:21.3pt;width:0pt;height:111pt;mso-wrap-style:none;v-text-anchor:middle" type="_x0000_t32">
-                      <v:fill o:detectmouseclick="t" color2="black"/>
+                    <v:shape id="shape_0" fillcolor="white" stroked="t" o:allowincell="t" style="position:absolute;margin-left:247.5pt;margin-top:21.3pt;width:0pt;height:111pt;mso-wrap-style:none;v-text-anchor:middle" type="_x0000_t32" path="m0,0l-2147483648,-2147483647e">
+                      <v:fill o:detectmouseclick="t" type="solid" color2="black"/>
                       <v:stroke color="black" weight="12600" joinstyle="round" endcap="flat"/>
                       <w10:wrap type="none"/>
                     </v:shape>
@@ -7764,7 +7690,7 @@
                 <w:sz w:val="18"/>
                 <w:szCs w:val="18"/>
               </w:rPr>
-              <w:t>Distance &lt; 50 kms </w:t>
+              <w:t>Distance &lt; 50 kms</w:t>
             </w:r>
           </w:p>
         </w:tc>
@@ -7804,7 +7730,7 @@
         </w:tc>
         <w:tc>
           <w:tcPr>
-            <w:tcW w:w="1969" w:type="dxa"/>
+            <w:tcW w:w="1968" w:type="dxa"/>
             <w:tcBorders>
               <w:top w:val="single" w:sz="4" w:space="0" w:color="000000"/>
               <w:left w:val="single" w:sz="4" w:space="0" w:color="000000"/>
@@ -7832,13 +7758,13 @@
                 <w:sz w:val="18"/>
                 <w:szCs w:val="18"/>
               </w:rPr>
-              <w:t>En Europe continentale (Grande Bretagne incluse) </w:t>
+              <w:t>En Europe continentale (Grande Bretagne incluse)</w:t>
             </w:r>
           </w:p>
         </w:tc>
         <w:tc>
           <w:tcPr>
-            <w:tcW w:w="3173" w:type="dxa"/>
+            <w:tcW w:w="3174" w:type="dxa"/>
             <w:tcBorders>
               <w:top w:val="single" w:sz="4" w:space="0" w:color="000000"/>
               <w:left w:val="single" w:sz="4" w:space="0" w:color="000000"/>
@@ -7903,7 +7829,7 @@
                 <w:sz w:val="18"/>
                 <w:szCs w:val="18"/>
               </w:rPr>
-              <w:t>51 kms &lt; distance &lt; 200 kms </w:t>
+              <w:t>51 kms &lt; distance &lt; 200 kms</w:t>
             </w:r>
           </w:p>
         </w:tc>
@@ -7943,7 +7869,7 @@
         </w:tc>
         <w:tc>
           <w:tcPr>
-            <w:tcW w:w="1969" w:type="dxa"/>
+            <w:tcW w:w="1968" w:type="dxa"/>
             <w:tcBorders>
               <w:top w:val="single" w:sz="4" w:space="0" w:color="000000"/>
               <w:left w:val="single" w:sz="4" w:space="0" w:color="000000"/>
@@ -7977,7 +7903,7 @@
         </w:tc>
         <w:tc>
           <w:tcPr>
-            <w:tcW w:w="3173" w:type="dxa"/>
+            <w:tcW w:w="3174" w:type="dxa"/>
             <w:tcBorders>
               <w:top w:val="single" w:sz="4" w:space="0" w:color="000000"/>
               <w:left w:val="single" w:sz="4" w:space="0" w:color="000000"/>
@@ -8044,7 +7970,7 @@
                 <w:sz w:val="18"/>
                 <w:szCs w:val="18"/>
               </w:rPr>
-              <w:t>Distance &gt; 201 kms </w:t>
+              <w:t>Distance &gt; 201 kms</w:t>
             </w:r>
           </w:p>
         </w:tc>
@@ -8194,7 +8120,7 @@
                 <w:sz w:val="16"/>
                 <w:szCs w:val="16"/>
               </w:rPr>
-              <w:t>Dès le retour du stage </w:t>
+              <w:t>Dès le retour du stage</w:t>
             </w:r>
           </w:p>
         </w:tc>
@@ -8326,8 +8252,8 @@
         </w:tblCellMar>
       </w:tblPr>
       <w:tblGrid>
-        <w:gridCol w:w="3373"/>
-        <w:gridCol w:w="3785"/>
+        <w:gridCol w:w="3372"/>
+        <w:gridCol w:w="3786"/>
         <w:gridCol w:w="3118"/>
       </w:tblGrid>
       <w:tr>
@@ -8336,7 +8262,7 @@
         </w:trPr>
         <w:tc>
           <w:tcPr>
-            <w:tcW w:w="3373" w:type="dxa"/>
+            <w:tcW w:w="3372" w:type="dxa"/>
             <w:tcBorders>
               <w:top w:val="single" w:sz="4" w:space="0" w:color="000000"/>
               <w:left w:val="single" w:sz="4" w:space="0" w:color="000000"/>
@@ -8513,7 +8439,7 @@
         </w:tc>
         <w:tc>
           <w:tcPr>
-            <w:tcW w:w="3785" w:type="dxa"/>
+            <w:tcW w:w="3786" w:type="dxa"/>
             <w:tcBorders>
               <w:top w:val="single" w:sz="4" w:space="0" w:color="000000"/>
               <w:left w:val="single" w:sz="4" w:space="0" w:color="000000"/>
@@ -8863,42 +8789,37 @@
           <w:i/>
           <w:iCs/>
         </w:rPr>
-        <w:t>S</w:t>
-      </w:r>
-      <w:r>
-        <w:rPr>
-          <w:rFonts w:cs="Arial" w:ascii="Arial" w:hAnsi="Arial"/>
+        <w:t>Signée électroniquement par les trois parties.</w:t>
+      </w:r>
+    </w:p>
+    <w:p>
+      <w:pPr>
+        <w:pStyle w:val="Normal"/>
+        <w:bidi w:val="0"/>
+        <w:ind w:hanging="0" w:left="0" w:right="0"/>
+        <w:jc w:val="both"/>
+        <w:rPr>
+          <w:rFonts w:ascii="Arial" w:hAnsi="Arial" w:cs="Arial"/>
           <w:b/>
           <w:bCs/>
           <w:i/>
           <w:iCs/>
         </w:rPr>
-        <w:t>ignée électroniquement par les trois parties.</w:t>
-      </w:r>
-    </w:p>
-    <w:p>
-      <w:pPr>
-        <w:pStyle w:val="Normal"/>
-        <w:bidi w:val="0"/>
-        <w:ind w:hanging="0" w:left="0" w:right="0"/>
-        <w:jc w:val="both"/>
-        <w:rPr>
-          <w:rFonts w:ascii="Arial" w:hAnsi="Arial" w:cs="Arial"/>
+      </w:pPr>
+      <w:r>
+        <w:rPr>
+          <w:rFonts w:cs="Arial" w:ascii="Arial" w:hAnsi="Arial"/>
           <w:b/>
           <w:bCs/>
           <w:i/>
           <w:iCs/>
         </w:rPr>
-      </w:pPr>
-      <w:r>
-        <w:rPr/>
       </w:r>
     </w:p>
     <w:sectPr>
       <w:type w:val="continuous"/>
       <w:pgSz w:w="11906" w:h="16838"/>
       <w:pgMar w:left="993" w:right="707" w:gutter="0" w:header="0" w:top="567" w:footer="720" w:bottom="851"/>
-      <w:pgNumType w:fmt="decimal"/>
       <w:formProt w:val="false"/>
       <w:textDirection w:val="lrTb"/>
       <w:docGrid w:type="default" w:linePitch="100" w:charSpace="0"/>
@@ -8912,11 +8833,6 @@
   <w:p>
     <w:pPr>
       <w:pStyle w:val="Footer"/>
-      <w:widowControl/>
-      <w:bidi w:val="0"/>
-      <w:ind w:hanging="0" w:left="0" w:right="0"/>
-      <w:jc w:val="left"/>
-      <w:textAlignment w:val="auto"/>
       <w:rPr/>
     </w:pPr>
     <w:r>
@@ -9181,6 +9097,20 @@
 <w:ftr xmlns:o="urn:schemas-microsoft-com:office:office" xmlns:r="http://schemas.openxmlformats.org/officeDocument/2006/relationships" xmlns:v="urn:schemas-microsoft-com:vml" xmlns:w="http://schemas.openxmlformats.org/wordprocessingml/2006/main" xmlns:w10="urn:schemas-microsoft-com:office:word" xmlns:wp="http://schemas.openxmlformats.org/drawingml/2006/wordprocessingDrawing" xmlns:pic="http://schemas.openxmlformats.org/drawingml/2006/picture" xmlns:wps="http://schemas.microsoft.com/office/word/2010/wordprocessingShape" xmlns:wpg="http://schemas.microsoft.com/office/word/2010/wordprocessingGroup" xmlns:mc="http://schemas.openxmlformats.org/markup-compatibility/2006" xmlns:wp14="http://schemas.microsoft.com/office/word/2010/wordprocessingDrawing" xmlns:w14="http://schemas.microsoft.com/office/word/2010/wordml" xmlns:w15="http://schemas.microsoft.com/office/word/2012/wordml" mc:Ignorable="w14 wp14 w15">
   <w:p>
     <w:pPr>
+      <w:pStyle w:val="Footer"/>
+      <w:rPr/>
+    </w:pPr>
+    <w:r>
+      <w:rPr/>
+    </w:r>
+  </w:p>
+</w:ftr>
+</file>
+
+<file path=word/footer5.xml><?xml version="1.0" encoding="utf-8"?>
+<w:ftr xmlns:o="urn:schemas-microsoft-com:office:office" xmlns:r="http://schemas.openxmlformats.org/officeDocument/2006/relationships" xmlns:v="urn:schemas-microsoft-com:vml" xmlns:w="http://schemas.openxmlformats.org/wordprocessingml/2006/main" xmlns:w10="urn:schemas-microsoft-com:office:word" xmlns:wp="http://schemas.openxmlformats.org/drawingml/2006/wordprocessingDrawing" xmlns:pic="http://schemas.openxmlformats.org/drawingml/2006/picture" xmlns:wps="http://schemas.microsoft.com/office/word/2010/wordprocessingShape" xmlns:wpg="http://schemas.microsoft.com/office/word/2010/wordprocessingGroup" xmlns:mc="http://schemas.openxmlformats.org/markup-compatibility/2006" xmlns:wp14="http://schemas.microsoft.com/office/word/2010/wordprocessingDrawing" xmlns:w14="http://schemas.microsoft.com/office/word/2010/wordml" xmlns:w15="http://schemas.microsoft.com/office/word/2012/wordml" mc:Ignorable="w14 wp14 w15">
+  <w:p>
+    <w:pPr>
       <w:pStyle w:val="Header"/>
       <w:pBdr>
         <w:top w:val="single" w:sz="4" w:space="1" w:color="000000"/>
@@ -9239,7 +9169,7 @@
         <w:sz w:val="16"/>
         <w:szCs w:val="16"/>
       </w:rPr>
-      <w:t>4</w:t>
+      <w:t>6</w:t>
     </w:r>
     <w:r>
       <w:rPr>
@@ -9301,9 +9231,127 @@
 </w:ftr>
 </file>
 
-<file path=word/footer5.xml><?xml version="1.0" encoding="utf-8"?>
+<file path=word/footer6.xml><?xml version="1.0" encoding="utf-8"?>
 <w:ftr xmlns:o="urn:schemas-microsoft-com:office:office" xmlns:r="http://schemas.openxmlformats.org/officeDocument/2006/relationships" xmlns:v="urn:schemas-microsoft-com:vml" xmlns:w="http://schemas.openxmlformats.org/wordprocessingml/2006/main" xmlns:w10="urn:schemas-microsoft-com:office:word" xmlns:wp="http://schemas.openxmlformats.org/drawingml/2006/wordprocessingDrawing" xmlns:pic="http://schemas.openxmlformats.org/drawingml/2006/picture" xmlns:wps="http://schemas.microsoft.com/office/word/2010/wordprocessingShape" xmlns:wpg="http://schemas.microsoft.com/office/word/2010/wordprocessingGroup" xmlns:mc="http://schemas.openxmlformats.org/markup-compatibility/2006" xmlns:wp14="http://schemas.microsoft.com/office/word/2010/wordprocessingDrawing" xmlns:w14="http://schemas.microsoft.com/office/word/2010/wordml" xmlns:w15="http://schemas.microsoft.com/office/word/2012/wordml" mc:Ignorable="w14 wp14 w15">
-  <w:p/>
+  <w:p>
+    <w:pPr>
+      <w:pStyle w:val="Header"/>
+      <w:pBdr>
+        <w:top w:val="single" w:sz="4" w:space="1" w:color="000000"/>
+      </w:pBdr>
+      <w:tabs>
+        <w:tab w:val="clear" w:pos="4536"/>
+        <w:tab w:val="clear" w:pos="9072"/>
+        <w:tab w:val="left" w:pos="2268" w:leader="none"/>
+        <w:tab w:val="right" w:pos="9356" w:leader="none"/>
+      </w:tabs>
+      <w:bidi w:val="0"/>
+      <w:ind w:hanging="0" w:left="-567" w:right="0"/>
+      <w:rPr>
+        <w:rFonts w:ascii="Calibri" w:hAnsi="Calibri" w:cs="Calibri"/>
+        <w:sz w:val="16"/>
+        <w:szCs w:val="16"/>
+      </w:rPr>
+    </w:pPr>
+    <w:r>
+      <w:rPr>
+        <w:rFonts w:cs="Calibri" w:ascii="Calibri" w:hAnsi="Calibri"/>
+        <w:sz w:val="16"/>
+        <w:szCs w:val="16"/>
+      </w:rPr>
+      <w:tab/>
+      <w:tab/>
+      <w:t xml:space="preserve">Page </w:t>
+    </w:r>
+    <w:r>
+      <w:rPr>
+        <w:rFonts w:cs="Calibri" w:ascii="Calibri" w:hAnsi="Calibri"/>
+        <w:sz w:val="16"/>
+        <w:szCs w:val="16"/>
+      </w:rPr>
+      <w:fldChar w:fldCharType="begin"/>
+    </w:r>
+    <w:r>
+      <w:rPr>
+        <w:rFonts w:cs="Calibri" w:ascii="Calibri" w:hAnsi="Calibri"/>
+        <w:sz w:val="16"/>
+        <w:szCs w:val="16"/>
+      </w:rPr>
+      <w:instrText xml:space="preserve"> PAGE </w:instrText>
+    </w:r>
+    <w:r>
+      <w:rPr>
+        <w:rFonts w:cs="Calibri" w:ascii="Calibri" w:hAnsi="Calibri"/>
+        <w:sz w:val="16"/>
+        <w:szCs w:val="16"/>
+      </w:rPr>
+      <w:fldChar w:fldCharType="separate"/>
+    </w:r>
+    <w:r>
+      <w:rPr>
+        <w:rFonts w:cs="Calibri" w:ascii="Calibri" w:hAnsi="Calibri"/>
+        <w:sz w:val="16"/>
+        <w:szCs w:val="16"/>
+      </w:rPr>
+      <w:t>6</w:t>
+    </w:r>
+    <w:r>
+      <w:rPr>
+        <w:rFonts w:cs="Calibri" w:ascii="Calibri" w:hAnsi="Calibri"/>
+        <w:sz w:val="16"/>
+        <w:szCs w:val="16"/>
+      </w:rPr>
+      <w:fldChar w:fldCharType="end"/>
+    </w:r>
+    <w:r>
+      <w:rPr>
+        <w:rFonts w:cs="Calibri" w:ascii="Calibri" w:hAnsi="Calibri"/>
+        <w:sz w:val="16"/>
+        <w:szCs w:val="16"/>
+      </w:rPr>
+      <w:t xml:space="preserve"> sur </w:t>
+    </w:r>
+    <w:r>
+      <w:rPr>
+        <w:rFonts w:cs="Calibri" w:ascii="Calibri" w:hAnsi="Calibri"/>
+        <w:sz w:val="16"/>
+        <w:szCs w:val="16"/>
+      </w:rPr>
+      <w:fldChar w:fldCharType="begin"/>
+    </w:r>
+    <w:r>
+      <w:rPr>
+        <w:rFonts w:cs="Calibri" w:ascii="Calibri" w:hAnsi="Calibri"/>
+        <w:sz w:val="16"/>
+        <w:szCs w:val="16"/>
+      </w:rPr>
+      <w:instrText xml:space="preserve"> NUMPAGES </w:instrText>
+    </w:r>
+    <w:r>
+      <w:rPr>
+        <w:rFonts w:cs="Calibri" w:ascii="Calibri" w:hAnsi="Calibri"/>
+        <w:sz w:val="16"/>
+        <w:szCs w:val="16"/>
+      </w:rPr>
+      <w:fldChar w:fldCharType="separate"/>
+    </w:r>
+    <w:r>
+      <w:rPr>
+        <w:rFonts w:cs="Calibri" w:ascii="Calibri" w:hAnsi="Calibri"/>
+        <w:sz w:val="16"/>
+        <w:szCs w:val="16"/>
+      </w:rPr>
+      <w:t>6</w:t>
+    </w:r>
+    <w:r>
+      <w:rPr>
+        <w:rFonts w:cs="Calibri" w:ascii="Calibri" w:hAnsi="Calibri"/>
+        <w:sz w:val="16"/>
+        <w:szCs w:val="16"/>
+      </w:rPr>
+      <w:fldChar w:fldCharType="end"/>
+    </w:r>
+  </w:p>
 </w:ftr>
 </file>
 
@@ -9995,143 +10043,6 @@
     </w:lvl>
   </w:abstractNum>
   <w:abstractNum w:abstractNumId="6">
-    <w:lvl w:ilvl="0">
-      <w:start w:val="1"/>
-      <w:numFmt w:val="bullet"/>
-      <w:lvlText w:val=""/>
-      <w:lvlJc w:val="left"/>
-      <w:pPr>
-        <w:tabs>
-          <w:tab w:val="num" w:pos="0"/>
-        </w:tabs>
-        <w:ind w:left="720" w:hanging="360"/>
-      </w:pPr>
-      <w:rPr>
-        <w:rFonts w:ascii="Symbol" w:hAnsi="Symbol" w:cs="Symbol" w:hint="default"/>
-      </w:rPr>
-    </w:lvl>
-    <w:lvl w:ilvl="1">
-      <w:start w:val="1"/>
-      <w:numFmt w:val="bullet"/>
-      <w:lvlText w:val="o"/>
-      <w:lvlJc w:val="left"/>
-      <w:pPr>
-        <w:tabs>
-          <w:tab w:val="num" w:pos="0"/>
-        </w:tabs>
-        <w:ind w:left="1440" w:hanging="360"/>
-      </w:pPr>
-      <w:rPr>
-        <w:rFonts w:ascii="Courier New" w:hAnsi="Courier New" w:cs="Courier New" w:hint="default"/>
-      </w:rPr>
-    </w:lvl>
-    <w:lvl w:ilvl="2">
-      <w:start w:val="1"/>
-      <w:numFmt w:val="bullet"/>
-      <w:lvlText w:val=""/>
-      <w:lvlJc w:val="left"/>
-      <w:pPr>
-        <w:tabs>
-          <w:tab w:val="num" w:pos="0"/>
-        </w:tabs>
-        <w:ind w:left="2160" w:hanging="360"/>
-      </w:pPr>
-      <w:rPr>
-        <w:rFonts w:ascii="Wingdings" w:hAnsi="Wingdings" w:cs="Wingdings" w:hint="default"/>
-      </w:rPr>
-    </w:lvl>
-    <w:lvl w:ilvl="3">
-      <w:start w:val="1"/>
-      <w:numFmt w:val="bullet"/>
-      <w:lvlText w:val=""/>
-      <w:lvlJc w:val="left"/>
-      <w:pPr>
-        <w:tabs>
-          <w:tab w:val="num" w:pos="0"/>
-        </w:tabs>
-        <w:ind w:left="2880" w:hanging="360"/>
-      </w:pPr>
-      <w:rPr>
-        <w:rFonts w:ascii="Symbol" w:hAnsi="Symbol" w:cs="Symbol" w:hint="default"/>
-      </w:rPr>
-    </w:lvl>
-    <w:lvl w:ilvl="4">
-      <w:start w:val="1"/>
-      <w:numFmt w:val="bullet"/>
-      <w:lvlText w:val="o"/>
-      <w:lvlJc w:val="left"/>
-      <w:pPr>
-        <w:tabs>
-          <w:tab w:val="num" w:pos="0"/>
-        </w:tabs>
-        <w:ind w:left="3600" w:hanging="360"/>
-      </w:pPr>
-      <w:rPr>
-        <w:rFonts w:ascii="Courier New" w:hAnsi="Courier New" w:cs="Courier New" w:hint="default"/>
-      </w:rPr>
-    </w:lvl>
-    <w:lvl w:ilvl="5">
-      <w:start w:val="1"/>
-      <w:numFmt w:val="bullet"/>
-      <w:lvlText w:val=""/>
-      <w:lvlJc w:val="left"/>
-      <w:pPr>
-        <w:tabs>
-          <w:tab w:val="num" w:pos="0"/>
-        </w:tabs>
-        <w:ind w:left="4320" w:hanging="360"/>
-      </w:pPr>
-      <w:rPr>
-        <w:rFonts w:ascii="Wingdings" w:hAnsi="Wingdings" w:cs="Wingdings" w:hint="default"/>
-      </w:rPr>
-    </w:lvl>
-    <w:lvl w:ilvl="6">
-      <w:start w:val="1"/>
-      <w:numFmt w:val="bullet"/>
-      <w:lvlText w:val=""/>
-      <w:lvlJc w:val="left"/>
-      <w:pPr>
-        <w:tabs>
-          <w:tab w:val="num" w:pos="0"/>
-        </w:tabs>
-        <w:ind w:left="5040" w:hanging="360"/>
-      </w:pPr>
-      <w:rPr>
-        <w:rFonts w:ascii="Symbol" w:hAnsi="Symbol" w:cs="Symbol" w:hint="default"/>
-      </w:rPr>
-    </w:lvl>
-    <w:lvl w:ilvl="7">
-      <w:start w:val="1"/>
-      <w:numFmt w:val="bullet"/>
-      <w:lvlText w:val="o"/>
-      <w:lvlJc w:val="left"/>
-      <w:pPr>
-        <w:tabs>
-          <w:tab w:val="num" w:pos="0"/>
-        </w:tabs>
-        <w:ind w:left="5760" w:hanging="360"/>
-      </w:pPr>
-      <w:rPr>
-        <w:rFonts w:ascii="Courier New" w:hAnsi="Courier New" w:cs="Courier New" w:hint="default"/>
-      </w:rPr>
-    </w:lvl>
-    <w:lvl w:ilvl="8">
-      <w:start w:val="1"/>
-      <w:numFmt w:val="bullet"/>
-      <w:lvlText w:val=""/>
-      <w:lvlJc w:val="left"/>
-      <w:pPr>
-        <w:tabs>
-          <w:tab w:val="num" w:pos="0"/>
-        </w:tabs>
-        <w:ind w:left="6480" w:hanging="360"/>
-      </w:pPr>
-      <w:rPr>
-        <w:rFonts w:ascii="Wingdings" w:hAnsi="Wingdings" w:cs="Wingdings" w:hint="default"/>
-      </w:rPr>
-    </w:lvl>
-  </w:abstractNum>
-  <w:abstractNum w:abstractNumId="7">
     <w:lvl w:ilvl="0">
       <w:start w:val="1"/>
       <w:numFmt w:val="none"/>
@@ -10268,9 +10179,6 @@
   <w:num w:numId="6">
     <w:abstractNumId w:val="6"/>
   </w:num>
-  <w:num w:numId="7">
-    <w:abstractNumId w:val="7"/>
-  </w:num>
 </w:numbering>
 </file>
 
@@ -10299,6 +10207,7 @@
       <w:widowControl/>
       <w:suppressAutoHyphens w:val="true"/>
       <w:bidi w:val="0"/>
+      <w:spacing w:before="0" w:after="0"/>
       <w:jc w:val="left"/>
       <w:textAlignment w:val="auto"/>
     </w:pPr>
@@ -10856,6 +10765,7 @@
     <w:qFormat/>
     <w:pPr>
       <w:widowControl/>
+      <w:suppressAutoHyphens w:val="true"/>
       <w:bidi w:val="0"/>
       <w:spacing w:lineRule="auto" w:line="276" w:before="0" w:after="200"/>
       <w:jc w:val="left"/>
@@ -11049,7 +10959,6 @@
     <w:qFormat/>
     <w:pPr>
       <w:widowControl/>
-      <w:pBdr/>
       <w:spacing w:lineRule="auto" w:line="240" w:before="0" w:after="0"/>
       <w:ind w:hanging="0" w:left="0" w:right="0"/>
       <w:jc w:val="left"/>
@@ -11067,7 +10976,9 @@
     <w:qFormat/>
     <w:pPr>
       <w:widowControl w:val="false"/>
+      <w:suppressAutoHyphens w:val="true"/>
       <w:bidi w:val="0"/>
+      <w:spacing w:before="0" w:after="0"/>
       <w:jc w:val="left"/>
       <w:textAlignment w:val="auto"/>
     </w:pPr>
@@ -11205,8 +11116,8 @@
       <w:lang w:val="fr-FR" w:eastAsia="fr-FR" w:bidi="ar-SA"/>
     </w:rPr>
   </w:style>
-  <w:style w:type="paragraph" w:styleId="FrameContents">
-    <w:name w:val="Frame Contents"/>
+  <w:style w:type="paragraph" w:styleId="FrameContentsuser">
+    <w:name w:val="Frame Contents (user)"/>
     <w:basedOn w:val="Normal"/>
     <w:qFormat/>
     <w:pPr/>
@@ -11221,6 +11132,26 @@
       <w:suppressLineNumbers/>
     </w:pPr>
     <w:rPr/>
+  </w:style>
+  <w:style w:type="paragraph" w:styleId="FrameContents">
+    <w:name w:val="Frame Contents"/>
+    <w:basedOn w:val="Normal"/>
+    <w:qFormat/>
+    <w:pPr/>
+    <w:rPr/>
+  </w:style>
+  <w:style w:type="paragraph" w:styleId="TableHeading">
+    <w:name w:val="Table Heading"/>
+    <w:basedOn w:val="TableContents"/>
+    <w:qFormat/>
+    <w:pPr>
+      <w:suppressLineNumbers/>
+      <w:jc w:val="center"/>
+    </w:pPr>
+    <w:rPr>
+      <w:b/>
+      <w:bCs/>
+    </w:rPr>
   </w:style>
 </w:styles>
 </file>
